--- a/lab2/template_report.docx
+++ b/lab2/template_report.docx
@@ -92,243 +92,498 @@
         <w:jc w:val="center"/>
       </w:pPr>
       <w:r>
-        <w:t>Лабораторная работа №1</w:t>
+        <w:t>Лабораторная работа №</w:t>
+      </w:r>
+      <w:r>
+        <w:t>2</w:t>
       </w:r>
     </w:p>
     <w:p>
       <w:pPr>
         <w:pStyle w:val="Standard"/>
         <w:jc w:val="center"/>
+      </w:pPr>
+      <w:r>
+        <w:t xml:space="preserve">Вариант </w:t>
+      </w:r>
+      <w:r>
+        <w:t>770987</w:t>
+      </w:r>
+    </w:p>
+    <w:p>
+      <w:pPr>
+        <w:pStyle w:val="Standard"/>
+        <w:jc w:val="center"/>
+      </w:pPr>
+    </w:p>
+    <w:p>
+      <w:pPr>
+        <w:pStyle w:val="Standard"/>
+      </w:pPr>
+    </w:p>
+    <w:p>
+      <w:pPr>
+        <w:pStyle w:val="Standard"/>
+      </w:pPr>
+    </w:p>
+    <w:p>
+      <w:pPr>
+        <w:pStyle w:val="Standard"/>
+      </w:pPr>
+    </w:p>
+    <w:p>
+      <w:pPr>
+        <w:pStyle w:val="Standard"/>
+      </w:pPr>
+    </w:p>
+    <w:p>
+      <w:pPr>
+        <w:pStyle w:val="Standard"/>
+      </w:pPr>
+    </w:p>
+    <w:p>
+      <w:pPr>
+        <w:pStyle w:val="Standard"/>
+      </w:pPr>
+    </w:p>
+    <w:p>
+      <w:pPr>
+        <w:pStyle w:val="Standard"/>
+      </w:pPr>
+    </w:p>
+    <w:p>
+      <w:pPr>
+        <w:pStyle w:val="Standard"/>
+      </w:pPr>
+    </w:p>
+    <w:p>
+      <w:pPr>
+        <w:pStyle w:val="Standard"/>
+      </w:pPr>
+    </w:p>
+    <w:p>
+      <w:pPr>
+        <w:pStyle w:val="Standard"/>
+      </w:pPr>
+    </w:p>
+    <w:p>
+      <w:pPr>
+        <w:pStyle w:val="Standard"/>
+      </w:pPr>
+    </w:p>
+    <w:p>
+      <w:pPr>
+        <w:pStyle w:val="Standard"/>
+      </w:pPr>
+    </w:p>
+    <w:p>
+      <w:pPr>
+        <w:pStyle w:val="Standard"/>
+      </w:pPr>
+    </w:p>
+    <w:p>
+      <w:pPr>
+        <w:pStyle w:val="Standard"/>
+      </w:pPr>
+    </w:p>
+    <w:p>
+      <w:pPr>
+        <w:pStyle w:val="Standard"/>
+      </w:pPr>
+    </w:p>
+    <w:p>
+      <w:pPr>
+        <w:pStyle w:val="Standard"/>
+        <w:ind w:left="5613"/>
+      </w:pPr>
+      <w:r>
+        <w:t>Выполнил</w:t>
+      </w:r>
+      <w:r>
+        <w:t xml:space="preserve">: </w:t>
+      </w:r>
+      <w:r>
+        <w:t>Путинцев Данил</w:t>
+      </w:r>
+    </w:p>
+    <w:p>
+      <w:pPr>
+        <w:pStyle w:val="Standard"/>
+        <w:ind w:left="5613"/>
+      </w:pPr>
+      <w:r>
+        <w:t>Группа P3307</w:t>
+      </w:r>
+    </w:p>
+    <w:p>
+      <w:pPr>
+        <w:pStyle w:val="Standard"/>
+        <w:ind w:left="5613"/>
+      </w:pPr>
+      <w:r>
+        <w:t>Проверил(а)</w:t>
+      </w:r>
+    </w:p>
+    <w:p>
+      <w:pPr>
+        <w:pStyle w:val="Standard"/>
+        <w:ind w:left="5613"/>
+      </w:pPr>
+      <w:r>
+        <w:t xml:space="preserve">Преподаватель: </w:t>
+      </w:r>
+      <w:r>
+        <w:t>Бострикова Дарья</w:t>
+      </w:r>
+    </w:p>
+    <w:p>
+      <w:pPr>
+        <w:pStyle w:val="Standard"/>
+      </w:pPr>
+      <w:r>
+        <w:br/>
+      </w:r>
+    </w:p>
+    <w:p>
+      <w:pPr>
+        <w:pStyle w:val="Standard"/>
+        <w:ind w:left="5613"/>
+      </w:pPr>
+    </w:p>
+    <w:p>
+      <w:pPr>
+        <w:pStyle w:val="Standard"/>
+      </w:pPr>
+    </w:p>
+    <w:p>
+      <w:pPr>
+        <w:pStyle w:val="Standard"/>
+      </w:pPr>
+    </w:p>
+    <w:p>
+      <w:pPr>
+        <w:pStyle w:val="Standard"/>
+      </w:pPr>
+    </w:p>
+    <w:p>
+      <w:pPr>
+        <w:pStyle w:val="Standard"/>
+      </w:pPr>
+    </w:p>
+    <w:p>
+      <w:pPr>
+        <w:pStyle w:val="Standard"/>
+      </w:pPr>
+    </w:p>
+    <w:p>
+      <w:pPr>
+        <w:pStyle w:val="Standard"/>
+      </w:pPr>
+    </w:p>
+    <w:p>
+      <w:pPr>
+        <w:pStyle w:val="Standard"/>
+      </w:pPr>
+    </w:p>
+    <w:p>
+      <w:pPr>
+        <w:pStyle w:val="Standard"/>
+      </w:pPr>
+    </w:p>
+    <w:p>
+      <w:pPr>
+        <w:pStyle w:val="Standard"/>
+      </w:pPr>
+    </w:p>
+    <w:p>
+      <w:pPr>
+        <w:pStyle w:val="Standard"/>
+        <w:jc w:val="center"/>
+      </w:pPr>
+      <w:r>
+        <w:t xml:space="preserve">Санкт-Петербург </w:t>
+      </w:r>
+    </w:p>
+    <w:p>
+      <w:pPr>
+        <w:pStyle w:val="Standard"/>
+        <w:jc w:val="center"/>
+      </w:pPr>
+      <w:r>
+        <w:t>2026 год</w:t>
+      </w:r>
+    </w:p>
+    <w:p>
+      <w:pPr>
+        <w:pStyle w:val="1"/>
+      </w:pPr>
+      <w:r>
+        <w:lastRenderedPageBreak/>
+        <w:t>Задание к лабораторной работе</w:t>
+      </w:r>
+    </w:p>
+    <w:p>
+      <w:r>
+        <w:t>Провести интеграционное тестирование программы, осуществляющей вычисление системы функций (в соответствии с вариантом).</w:t>
+      </w:r>
+    </w:p>
+    <w:p>
+      <w:pPr>
         <w:rPr>
           <w:lang w:val="en-US"/>
         </w:rPr>
       </w:pPr>
       <w:r>
-        <w:t>Вариант 409425</w:t>
-      </w:r>
-    </w:p>
-    <w:p>
-      <w:pPr>
-        <w:pStyle w:val="Standard"/>
-        <w:jc w:val="center"/>
-      </w:pPr>
-    </w:p>
-    <w:p>
-      <w:pPr>
-        <w:pStyle w:val="Standard"/>
-      </w:pPr>
-    </w:p>
-    <w:p>
-      <w:pPr>
-        <w:pStyle w:val="Standard"/>
-      </w:pPr>
-    </w:p>
-    <w:p>
-      <w:pPr>
-        <w:pStyle w:val="Standard"/>
-      </w:pPr>
-    </w:p>
-    <w:p>
-      <w:pPr>
-        <w:pStyle w:val="Standard"/>
-      </w:pPr>
-    </w:p>
-    <w:p>
-      <w:pPr>
-        <w:pStyle w:val="Standard"/>
-      </w:pPr>
-    </w:p>
-    <w:p>
-      <w:pPr>
-        <w:pStyle w:val="Standard"/>
-      </w:pPr>
-    </w:p>
-    <w:p>
-      <w:pPr>
-        <w:pStyle w:val="Standard"/>
-      </w:pPr>
-    </w:p>
-    <w:p>
-      <w:pPr>
-        <w:pStyle w:val="Standard"/>
-      </w:pPr>
-    </w:p>
-    <w:p>
-      <w:pPr>
-        <w:pStyle w:val="Standard"/>
-      </w:pPr>
-    </w:p>
-    <w:p>
-      <w:pPr>
-        <w:pStyle w:val="Standard"/>
-      </w:pPr>
-    </w:p>
-    <w:p>
-      <w:pPr>
-        <w:pStyle w:val="Standard"/>
-      </w:pPr>
-    </w:p>
-    <w:p>
-      <w:pPr>
-        <w:pStyle w:val="Standard"/>
-      </w:pPr>
-    </w:p>
-    <w:p>
-      <w:pPr>
-        <w:pStyle w:val="Standard"/>
-      </w:pPr>
-    </w:p>
-    <w:p>
-      <w:pPr>
-        <w:pStyle w:val="Standard"/>
-      </w:pPr>
-    </w:p>
-    <w:p>
-      <w:pPr>
-        <w:pStyle w:val="Standard"/>
-      </w:pPr>
-    </w:p>
-    <w:p>
-      <w:pPr>
-        <w:pStyle w:val="Standard"/>
-        <w:ind w:left="5613"/>
-      </w:pPr>
-      <w:r>
-        <w:t>Выполнил</w:t>
-      </w:r>
-      <w:r>
         <w:rPr>
           <w:lang w:val="en-US"/>
         </w:rPr>
-        <w:t xml:space="preserve">: </w:t>
-      </w:r>
-      <w:r>
-        <w:t>Путинцев Данил</w:t>
-      </w:r>
-    </w:p>
-    <w:p>
-      <w:pPr>
-        <w:pStyle w:val="Standard"/>
-        <w:ind w:left="5613"/>
-      </w:pPr>
-      <w:r>
-        <w:t>Группа P3307</w:t>
-      </w:r>
-    </w:p>
-    <w:p>
-      <w:pPr>
-        <w:pStyle w:val="Standard"/>
-        <w:ind w:left="5613"/>
-      </w:pPr>
-      <w:r>
-        <w:t>Проверил(а)</w:t>
-      </w:r>
-    </w:p>
-    <w:p>
-      <w:pPr>
-        <w:pStyle w:val="Standard"/>
-        <w:ind w:left="5613"/>
-      </w:pPr>
-      <w:r>
-        <w:t xml:space="preserve">Преподаватель: </w:t>
-      </w:r>
-      <w:r>
-        <w:t>Бострикова Дарья</w:t>
-      </w:r>
-    </w:p>
-    <w:p>
-      <w:pPr>
-        <w:pStyle w:val="Standard"/>
-      </w:pPr>
-      <w:r>
-        <w:br/>
-      </w:r>
-    </w:p>
-    <w:p>
-      <w:pPr>
-        <w:pStyle w:val="Standard"/>
-        <w:ind w:left="5613"/>
-      </w:pPr>
-    </w:p>
-    <w:p>
-      <w:pPr>
-        <w:pStyle w:val="Standard"/>
-      </w:pPr>
-    </w:p>
-    <w:p>
-      <w:pPr>
-        <w:pStyle w:val="Standard"/>
-      </w:pPr>
-    </w:p>
-    <w:p>
-      <w:pPr>
-        <w:pStyle w:val="Standard"/>
-      </w:pPr>
-    </w:p>
-    <w:p>
-      <w:pPr>
-        <w:pStyle w:val="Standard"/>
-      </w:pPr>
-    </w:p>
-    <w:p>
-      <w:pPr>
-        <w:pStyle w:val="Standard"/>
-      </w:pPr>
-    </w:p>
-    <w:p>
-      <w:pPr>
-        <w:pStyle w:val="Standard"/>
-      </w:pPr>
-    </w:p>
-    <w:p>
-      <w:pPr>
-        <w:pStyle w:val="Standard"/>
-      </w:pPr>
-    </w:p>
-    <w:p>
-      <w:pPr>
-        <w:pStyle w:val="Standard"/>
-      </w:pPr>
-    </w:p>
-    <w:p>
-      <w:pPr>
-        <w:pStyle w:val="Standard"/>
-      </w:pPr>
-    </w:p>
-    <w:p>
-      <w:pPr>
-        <w:pStyle w:val="Standard"/>
-        <w:jc w:val="center"/>
-      </w:pPr>
-      <w:r>
-        <w:t xml:space="preserve">Санкт-Петербург </w:t>
-      </w:r>
-    </w:p>
-    <w:p>
-      <w:pPr>
-        <w:pStyle w:val="Standard"/>
-        <w:jc w:val="center"/>
-      </w:pPr>
-      <w:r>
-        <w:t>2026 год</w:t>
-      </w:r>
-    </w:p>
-    <w:p>
-      <w:pPr>
-        <w:pStyle w:val="1"/>
+        <w:t>x &lt;= 0 : (((((((((((((sin(x) - cos(x)) - csc(x)) * csc(x)) / csc(x)) + cos(x)) / ((csc(x) ^ 3) + csc(x))) ^ 2) ^ 2) - (csc(x) ^ 2)) ^ 3) ^ 3) ^ 3) * (sin(x) * (((((sin(x) ^ 3) - ((tan(x) - cot(x)) / sin(x))) + cos(x)) ^ 2) + (tan(x) ^ 3))))</w:t>
+      </w:r>
+    </w:p>
+    <w:p>
+      <w:pPr>
+        <w:rPr>
+          <w:lang w:val="en-US"/>
+        </w:rPr>
+      </w:pPr>
+      <w:r>
+        <w:rPr>
+          <w:lang w:val="en-US"/>
+        </w:rPr>
+        <w:t>x &gt; 0 : (((((log_3(x) ^ 2) ^ 3) / (log_10(x) + log_5(x))) / log_3(x)) + ((log_2(x) * (log_2(x) / (ln(x) - log_10(x)))) ^ 3))</w:t>
+      </w:r>
+    </w:p>
+    <w:p>
+      <w:pPr>
+        <w:rPr>
+          <w:b/>
+          <w:bCs/>
+        </w:rPr>
+      </w:pPr>
+      <w:r>
+        <w:rPr>
+          <w:b/>
+          <w:bCs/>
+        </w:rPr>
+        <w:t>Правила выполнения работы:</w:t>
+      </w:r>
+    </w:p>
+    <w:p>
+      <w:pPr>
+        <w:numPr>
+          <w:ilvl w:val="0"/>
+          <w:numId w:val="6"/>
+        </w:numPr>
+      </w:pPr>
+      <w:r>
+        <w:t>Все составляющие систему функции (как тригонометрические, так и логарифмические) должны быть выражены через базовые (тригонометрическая зависит от варианта; логарифмическая - натуральный логарифм).</w:t>
+      </w:r>
+    </w:p>
+    <w:p>
+      <w:pPr>
+        <w:pStyle w:val="a7"/>
+        <w:numPr>
+          <w:ilvl w:val="0"/>
+          <w:numId w:val="6"/>
+        </w:numPr>
+      </w:pPr>
+      <w:r>
+        <w:t xml:space="preserve">Структура приложения, тестируемого в рамках лабораторной работы, должна выглядеть следующим образом (пример приведён для базовой тригонометрической функции </w:t>
+      </w:r>
+      <w:proofErr w:type="spellStart"/>
+      <w:r>
+        <w:t>sin</w:t>
+      </w:r>
+      <w:proofErr w:type="spellEnd"/>
+      <w:r>
+        <w:t>(x)):</w:t>
+      </w:r>
+    </w:p>
+    <w:p>
+      <w:pPr>
+        <w:pStyle w:val="a7"/>
+      </w:pPr>
+      <w:r>
+        <w:rPr>
+          <w:noProof/>
+        </w:rPr>
+        <w:drawing>
+          <wp:inline distT="0" distB="0" distL="0" distR="0" wp14:anchorId="33CDA621" wp14:editId="081CC529">
+            <wp:extent cx="4896485" cy="4133850"/>
+            <wp:effectExtent l="0" t="0" r="0" b="0"/>
+            <wp:docPr id="182133944" name="Рисунок 3"/>
+            <wp:cNvGraphicFramePr>
+              <a:graphicFrameLocks xmlns:a="http://schemas.openxmlformats.org/drawingml/2006/main" noChangeAspect="1"/>
+            </wp:cNvGraphicFramePr>
+            <a:graphic xmlns:a="http://schemas.openxmlformats.org/drawingml/2006/main">
+              <a:graphicData uri="http://schemas.openxmlformats.org/drawingml/2006/picture">
+                <pic:pic xmlns:pic="http://schemas.openxmlformats.org/drawingml/2006/picture">
+                  <pic:nvPicPr>
+                    <pic:cNvPr id="0" name="Picture 11"/>
+                    <pic:cNvPicPr>
+                      <a:picLocks noChangeAspect="1" noChangeArrowheads="1"/>
+                    </pic:cNvPicPr>
+                  </pic:nvPicPr>
+                  <pic:blipFill>
+                    <a:blip r:embed="rId6">
+                      <a:extLst>
+                        <a:ext uri="{28A0092B-C50C-407E-A947-70E740481C1C}">
+                          <a14:useLocalDpi xmlns:a14="http://schemas.microsoft.com/office/drawing/2010/main" val="0"/>
+                        </a:ext>
+                      </a:extLst>
+                    </a:blip>
+                    <a:srcRect/>
+                    <a:stretch>
+                      <a:fillRect/>
+                    </a:stretch>
+                  </pic:blipFill>
+                  <pic:spPr bwMode="auto">
+                    <a:xfrm>
+                      <a:off x="0" y="0"/>
+                      <a:ext cx="4896485" cy="4133850"/>
+                    </a:xfrm>
+                    <a:prstGeom prst="rect">
+                      <a:avLst/>
+                    </a:prstGeom>
+                    <a:noFill/>
+                    <a:ln>
+                      <a:noFill/>
+                    </a:ln>
+                  </pic:spPr>
+                </pic:pic>
+              </a:graphicData>
+            </a:graphic>
+          </wp:inline>
+        </w:drawing>
+      </w:r>
+    </w:p>
+    <w:p>
+      <w:pPr>
+        <w:pStyle w:val="a7"/>
+        <w:numPr>
+          <w:ilvl w:val="0"/>
+          <w:numId w:val="6"/>
+        </w:numPr>
+      </w:pPr>
+      <w:r>
+        <w:t xml:space="preserve">Обе "базовые" функции (в примере выше - </w:t>
+      </w:r>
+      <w:proofErr w:type="spellStart"/>
+      <w:r>
+        <w:t>sin</w:t>
+      </w:r>
+      <w:proofErr w:type="spellEnd"/>
+      <w:r>
+        <w:t xml:space="preserve">(x) и </w:t>
+      </w:r>
+      <w:proofErr w:type="spellStart"/>
+      <w:r>
+        <w:t>ln</w:t>
+      </w:r>
+      <w:proofErr w:type="spellEnd"/>
+      <w:r>
+        <w:t>(x)) должны быть реализованы при помощи разложения в ряд с задаваемой погрешностью. Использовать тригонометрические / логарифмические преобразования для упрощения функций ЗАПРЕЩЕНО.</w:t>
+      </w:r>
+    </w:p>
+    <w:p>
+      <w:pPr>
+        <w:pStyle w:val="a7"/>
+        <w:numPr>
+          <w:ilvl w:val="0"/>
+          <w:numId w:val="6"/>
+        </w:numPr>
       </w:pPr>
       <w:r>
         <w:lastRenderedPageBreak/>
-        <w:t>Цель</w:t>
-      </w:r>
-    </w:p>
-    <w:p>
-      <w:pPr>
-        <w:pStyle w:val="1"/>
-      </w:pPr>
-      <w:r>
-        <w:t>Задание к лабораторной работе</w:t>
-      </w:r>
+        <w:t>Для КАЖДОГО модуля должны быть реализованы табличные заглушки. При этом, необходимо найти область допустимых значений функций, и, при необходимости, определить взаимозависимые точки в модулях.</w:t>
+      </w:r>
+    </w:p>
+    <w:p>
+      <w:pPr>
+        <w:pStyle w:val="a7"/>
+        <w:numPr>
+          <w:ilvl w:val="0"/>
+          <w:numId w:val="6"/>
+        </w:numPr>
+      </w:pPr>
+      <w:r>
+        <w:t xml:space="preserve">Разработанное приложение должно позволять выводить значения, выдаваемое любым модулем системы, в </w:t>
+      </w:r>
+      <w:proofErr w:type="spellStart"/>
+      <w:r>
+        <w:t>сsv</w:t>
+      </w:r>
+      <w:proofErr w:type="spellEnd"/>
+      <w:r>
+        <w:t xml:space="preserve"> файл вида «X, Результаты модуля (X)», позволяющее произвольно менять шаг наращивания Х. Разделитель в файле </w:t>
+      </w:r>
+      <w:proofErr w:type="spellStart"/>
+      <w:r>
+        <w:t>csv</w:t>
+      </w:r>
+      <w:proofErr w:type="spellEnd"/>
+      <w:r>
+        <w:t xml:space="preserve"> можно использовать произвольный.</w:t>
+      </w:r>
+    </w:p>
+    <w:p>
+      <w:r>
+        <w:rPr>
+          <w:b/>
+          <w:bCs/>
+        </w:rPr>
+        <w:t>Порядок выполнения работы:</w:t>
+      </w:r>
+    </w:p>
+    <w:p>
+      <w:pPr>
+        <w:numPr>
+          <w:ilvl w:val="0"/>
+          <w:numId w:val="8"/>
+        </w:numPr>
+      </w:pPr>
+      <w:r>
+        <w:t>Разработать приложение, руководствуясь приведёнными выше правилами.</w:t>
+      </w:r>
+    </w:p>
+    <w:p>
+      <w:pPr>
+        <w:numPr>
+          <w:ilvl w:val="0"/>
+          <w:numId w:val="8"/>
+        </w:numPr>
+      </w:pPr>
+      <w:r>
+        <w:t>С помощью JUNIT5 разработать тестовое покрытие системы функций, проведя анализ эквивалентности и учитывая особенности системы функций. Для анализа особенностей системы функций и составляющих ее частей можно использовать сайт </w:t>
+      </w:r>
+      <w:hyperlink r:id="rId7" w:tgtFrame="_blank" w:history="1">
+        <w:r>
+          <w:rPr>
+            <w:rStyle w:val="ae"/>
+          </w:rPr>
+          <w:t>https://www.wolframalpha.com/</w:t>
+        </w:r>
+      </w:hyperlink>
+      <w:r>
+        <w:t>.</w:t>
+      </w:r>
+    </w:p>
+    <w:p>
+      <w:pPr>
+        <w:numPr>
+          <w:ilvl w:val="0"/>
+          <w:numId w:val="8"/>
+        </w:numPr>
+      </w:pPr>
+      <w:r>
+        <w:t>Собрать приложение, состоящее из заглушек. Провести интеграцию приложения по 1 модулю, с обоснованием стратегии интеграции, проведением интеграционных тестов и контролем тестового покрытия системы функций.</w:t>
+      </w:r>
+    </w:p>
+    <w:p/>
+    <w:p>
+      <w:pPr>
+        <w:pStyle w:val="a7"/>
+      </w:pPr>
     </w:p>
     <w:p>
       <w:pPr>
@@ -359,6 +614,119 @@
 <file path=word/numbering.xml><?xml version="1.0" encoding="utf-8"?>
 <w:numbering xmlns:wpc="http://schemas.microsoft.com/office/word/2010/wordprocessingCanvas" xmlns:cx="http://schemas.microsoft.com/office/drawing/2014/chartex" xmlns:cx1="http://schemas.microsoft.com/office/drawing/2015/9/8/chartex" xmlns:cx2="http://schemas.microsoft.com/office/drawing/2015/10/21/chartex" xmlns:cx3="http://schemas.microsoft.com/office/drawing/2016/5/9/chartex" xmlns:cx4="http://schemas.microsoft.com/office/drawing/2016/5/10/chartex" xmlns:cx5="http://schemas.microsoft.com/office/drawing/2016/5/11/chartex" xmlns:cx6="http://schemas.microsoft.com/office/drawing/2016/5/12/chartex" xmlns:cx7="http://schemas.microsoft.com/office/drawing/2016/5/13/chartex" xmlns:cx8="http://schemas.microsoft.com/office/drawing/2016/5/14/chartex" xmlns:mc="http://schemas.openxmlformats.org/markup-compatibility/2006" xmlns:aink="http://schemas.microsoft.com/office/drawing/2016/ink" xmlns:am3d="http://schemas.microsoft.com/office/drawing/2017/model3d" xmlns:o="urn:schemas-microsoft-com:office:office" xmlns:oel="http://schemas.microsoft.com/office/2019/extlst" xmlns:r="http://schemas.openxmlformats.org/officeDocument/2006/relationships" xmlns:m="http://schemas.openxmlformats.org/officeDocument/2006/math" xmlns:v="urn:schemas-microsoft-com:vml" xmlns:wp14="http://schemas.microsoft.com/office/word/2010/wordprocessingDrawing" xmlns:wp="http://schemas.openxmlformats.org/drawingml/2006/wordprocessingDrawing" xmlns:w10="urn:schemas-microsoft-com:office:word" xmlns:w="http://schemas.openxmlformats.org/wordprocessingml/2006/main" xmlns:w14="http://schemas.microsoft.com/office/word/2010/wordml" xmlns:w15="http://schemas.microsoft.com/office/word/2012/wordml" xmlns:w16cex="http://schemas.microsoft.com/office/word/2018/wordml/cex" xmlns:w16cid="http://schemas.microsoft.com/office/word/2016/wordml/cid" xmlns:w16="http://schemas.microsoft.com/office/word/2018/wordml" xmlns:w16du="http://schemas.microsoft.com/office/word/2023/wordml/word16du" xmlns:w16sdtdh="http://schemas.microsoft.com/office/word/2020/wordml/sdtdatahash" xmlns:w16sdtfl="http://schemas.microsoft.com/office/word/2024/wordml/sdtformatlock" xmlns:w16se="http://schemas.microsoft.com/office/word/2015/wordml/symex" xmlns:wpg="http://schemas.microsoft.com/office/word/2010/wordprocessingGroup" xmlns:wpi="http://schemas.microsoft.com/office/word/2010/wordprocessingInk" xmlns:wne="http://schemas.microsoft.com/office/word/2006/wordml" xmlns:wps="http://schemas.microsoft.com/office/word/2010/wordprocessingShape" mc:Ignorable="w14 w15 w16se w16cid w16 w16cex w16sdtdh w16sdtfl w16du wp14">
   <w:abstractNum w:abstractNumId="0" w15:restartNumberingAfterBreak="0">
+    <w:nsid w:val="129A42FB"/>
+    <w:multiLevelType w:val="multilevel"/>
+    <w:tmpl w:val="9A344A10"/>
+    <w:lvl w:ilvl="0">
+      <w:start w:val="1"/>
+      <w:numFmt w:val="decimal"/>
+      <w:lvlText w:val="%1."/>
+      <w:lvlJc w:val="left"/>
+      <w:pPr>
+        <w:tabs>
+          <w:tab w:val="num" w:pos="720"/>
+        </w:tabs>
+        <w:ind w:left="720" w:hanging="360"/>
+      </w:pPr>
+    </w:lvl>
+    <w:lvl w:ilvl="1" w:tentative="1">
+      <w:start w:val="1"/>
+      <w:numFmt w:val="decimal"/>
+      <w:lvlText w:val="%2."/>
+      <w:lvlJc w:val="left"/>
+      <w:pPr>
+        <w:tabs>
+          <w:tab w:val="num" w:pos="1440"/>
+        </w:tabs>
+        <w:ind w:left="1440" w:hanging="360"/>
+      </w:pPr>
+    </w:lvl>
+    <w:lvl w:ilvl="2" w:tentative="1">
+      <w:start w:val="1"/>
+      <w:numFmt w:val="decimal"/>
+      <w:lvlText w:val="%3."/>
+      <w:lvlJc w:val="left"/>
+      <w:pPr>
+        <w:tabs>
+          <w:tab w:val="num" w:pos="2160"/>
+        </w:tabs>
+        <w:ind w:left="2160" w:hanging="360"/>
+      </w:pPr>
+    </w:lvl>
+    <w:lvl w:ilvl="3" w:tentative="1">
+      <w:start w:val="1"/>
+      <w:numFmt w:val="decimal"/>
+      <w:lvlText w:val="%4."/>
+      <w:lvlJc w:val="left"/>
+      <w:pPr>
+        <w:tabs>
+          <w:tab w:val="num" w:pos="2880"/>
+        </w:tabs>
+        <w:ind w:left="2880" w:hanging="360"/>
+      </w:pPr>
+    </w:lvl>
+    <w:lvl w:ilvl="4" w:tentative="1">
+      <w:start w:val="1"/>
+      <w:numFmt w:val="decimal"/>
+      <w:lvlText w:val="%5."/>
+      <w:lvlJc w:val="left"/>
+      <w:pPr>
+        <w:tabs>
+          <w:tab w:val="num" w:pos="3600"/>
+        </w:tabs>
+        <w:ind w:left="3600" w:hanging="360"/>
+      </w:pPr>
+    </w:lvl>
+    <w:lvl w:ilvl="5" w:tentative="1">
+      <w:start w:val="1"/>
+      <w:numFmt w:val="decimal"/>
+      <w:lvlText w:val="%6."/>
+      <w:lvlJc w:val="left"/>
+      <w:pPr>
+        <w:tabs>
+          <w:tab w:val="num" w:pos="4320"/>
+        </w:tabs>
+        <w:ind w:left="4320" w:hanging="360"/>
+      </w:pPr>
+    </w:lvl>
+    <w:lvl w:ilvl="6" w:tentative="1">
+      <w:start w:val="1"/>
+      <w:numFmt w:val="decimal"/>
+      <w:lvlText w:val="%7."/>
+      <w:lvlJc w:val="left"/>
+      <w:pPr>
+        <w:tabs>
+          <w:tab w:val="num" w:pos="5040"/>
+        </w:tabs>
+        <w:ind w:left="5040" w:hanging="360"/>
+      </w:pPr>
+    </w:lvl>
+    <w:lvl w:ilvl="7" w:tentative="1">
+      <w:start w:val="1"/>
+      <w:numFmt w:val="decimal"/>
+      <w:lvlText w:val="%8."/>
+      <w:lvlJc w:val="left"/>
+      <w:pPr>
+        <w:tabs>
+          <w:tab w:val="num" w:pos="5760"/>
+        </w:tabs>
+        <w:ind w:left="5760" w:hanging="360"/>
+      </w:pPr>
+    </w:lvl>
+    <w:lvl w:ilvl="8" w:tentative="1">
+      <w:start w:val="1"/>
+      <w:numFmt w:val="decimal"/>
+      <w:lvlText w:val="%9."/>
+      <w:lvlJc w:val="left"/>
+      <w:pPr>
+        <w:tabs>
+          <w:tab w:val="num" w:pos="6480"/>
+        </w:tabs>
+        <w:ind w:left="6480" w:hanging="360"/>
+      </w:pPr>
+    </w:lvl>
+  </w:abstractNum>
+  <w:abstractNum w:abstractNumId="1" w15:restartNumberingAfterBreak="0">
     <w:nsid w:val="32CE4AF8"/>
     <w:multiLevelType w:val="hybridMultilevel"/>
     <w:tmpl w:val="4552D726"/>
@@ -447,7 +815,120 @@
       </w:pPr>
     </w:lvl>
   </w:abstractNum>
-  <w:abstractNum w:abstractNumId="1" w15:restartNumberingAfterBreak="0">
+  <w:abstractNum w:abstractNumId="2" w15:restartNumberingAfterBreak="0">
+    <w:nsid w:val="50E76D00"/>
+    <w:multiLevelType w:val="multilevel"/>
+    <w:tmpl w:val="D47E82F4"/>
+    <w:lvl w:ilvl="0">
+      <w:start w:val="1"/>
+      <w:numFmt w:val="decimal"/>
+      <w:lvlText w:val="%1."/>
+      <w:lvlJc w:val="left"/>
+      <w:pPr>
+        <w:tabs>
+          <w:tab w:val="num" w:pos="720"/>
+        </w:tabs>
+        <w:ind w:left="720" w:hanging="360"/>
+      </w:pPr>
+    </w:lvl>
+    <w:lvl w:ilvl="1" w:tentative="1">
+      <w:start w:val="1"/>
+      <w:numFmt w:val="decimal"/>
+      <w:lvlText w:val="%2."/>
+      <w:lvlJc w:val="left"/>
+      <w:pPr>
+        <w:tabs>
+          <w:tab w:val="num" w:pos="1440"/>
+        </w:tabs>
+        <w:ind w:left="1440" w:hanging="360"/>
+      </w:pPr>
+    </w:lvl>
+    <w:lvl w:ilvl="2" w:tentative="1">
+      <w:start w:val="1"/>
+      <w:numFmt w:val="decimal"/>
+      <w:lvlText w:val="%3."/>
+      <w:lvlJc w:val="left"/>
+      <w:pPr>
+        <w:tabs>
+          <w:tab w:val="num" w:pos="2160"/>
+        </w:tabs>
+        <w:ind w:left="2160" w:hanging="360"/>
+      </w:pPr>
+    </w:lvl>
+    <w:lvl w:ilvl="3" w:tentative="1">
+      <w:start w:val="1"/>
+      <w:numFmt w:val="decimal"/>
+      <w:lvlText w:val="%4."/>
+      <w:lvlJc w:val="left"/>
+      <w:pPr>
+        <w:tabs>
+          <w:tab w:val="num" w:pos="2880"/>
+        </w:tabs>
+        <w:ind w:left="2880" w:hanging="360"/>
+      </w:pPr>
+    </w:lvl>
+    <w:lvl w:ilvl="4" w:tentative="1">
+      <w:start w:val="1"/>
+      <w:numFmt w:val="decimal"/>
+      <w:lvlText w:val="%5."/>
+      <w:lvlJc w:val="left"/>
+      <w:pPr>
+        <w:tabs>
+          <w:tab w:val="num" w:pos="3600"/>
+        </w:tabs>
+        <w:ind w:left="3600" w:hanging="360"/>
+      </w:pPr>
+    </w:lvl>
+    <w:lvl w:ilvl="5" w:tentative="1">
+      <w:start w:val="1"/>
+      <w:numFmt w:val="decimal"/>
+      <w:lvlText w:val="%6."/>
+      <w:lvlJc w:val="left"/>
+      <w:pPr>
+        <w:tabs>
+          <w:tab w:val="num" w:pos="4320"/>
+        </w:tabs>
+        <w:ind w:left="4320" w:hanging="360"/>
+      </w:pPr>
+    </w:lvl>
+    <w:lvl w:ilvl="6" w:tentative="1">
+      <w:start w:val="1"/>
+      <w:numFmt w:val="decimal"/>
+      <w:lvlText w:val="%7."/>
+      <w:lvlJc w:val="left"/>
+      <w:pPr>
+        <w:tabs>
+          <w:tab w:val="num" w:pos="5040"/>
+        </w:tabs>
+        <w:ind w:left="5040" w:hanging="360"/>
+      </w:pPr>
+    </w:lvl>
+    <w:lvl w:ilvl="7" w:tentative="1">
+      <w:start w:val="1"/>
+      <w:numFmt w:val="decimal"/>
+      <w:lvlText w:val="%8."/>
+      <w:lvlJc w:val="left"/>
+      <w:pPr>
+        <w:tabs>
+          <w:tab w:val="num" w:pos="5760"/>
+        </w:tabs>
+        <w:ind w:left="5760" w:hanging="360"/>
+      </w:pPr>
+    </w:lvl>
+    <w:lvl w:ilvl="8" w:tentative="1">
+      <w:start w:val="1"/>
+      <w:numFmt w:val="decimal"/>
+      <w:lvlText w:val="%9."/>
+      <w:lvlJc w:val="left"/>
+      <w:pPr>
+        <w:tabs>
+          <w:tab w:val="num" w:pos="6480"/>
+        </w:tabs>
+        <w:ind w:left="6480" w:hanging="360"/>
+      </w:pPr>
+    </w:lvl>
+  </w:abstractNum>
+  <w:abstractNum w:abstractNumId="3" w15:restartNumberingAfterBreak="0">
     <w:nsid w:val="5B6E6376"/>
     <w:multiLevelType w:val="hybridMultilevel"/>
     <w:tmpl w:val="F5A0ADF2"/>
@@ -560,7 +1041,7 @@
       </w:rPr>
     </w:lvl>
   </w:abstractNum>
-  <w:abstractNum w:abstractNumId="2" w15:restartNumberingAfterBreak="0">
+  <w:abstractNum w:abstractNumId="4" w15:restartNumberingAfterBreak="0">
     <w:nsid w:val="606554DE"/>
     <w:multiLevelType w:val="hybridMultilevel"/>
     <w:tmpl w:val="F3D6ECA8"/>
@@ -649,7 +1130,120 @@
       </w:pPr>
     </w:lvl>
   </w:abstractNum>
-  <w:abstractNum w:abstractNumId="3" w15:restartNumberingAfterBreak="0">
+  <w:abstractNum w:abstractNumId="5" w15:restartNumberingAfterBreak="0">
+    <w:nsid w:val="70DE3A20"/>
+    <w:multiLevelType w:val="multilevel"/>
+    <w:tmpl w:val="27D68DDE"/>
+    <w:lvl w:ilvl="0">
+      <w:start w:val="1"/>
+      <w:numFmt w:val="decimal"/>
+      <w:lvlText w:val="%1."/>
+      <w:lvlJc w:val="left"/>
+      <w:pPr>
+        <w:tabs>
+          <w:tab w:val="num" w:pos="720"/>
+        </w:tabs>
+        <w:ind w:left="720" w:hanging="360"/>
+      </w:pPr>
+    </w:lvl>
+    <w:lvl w:ilvl="1" w:tentative="1">
+      <w:start w:val="1"/>
+      <w:numFmt w:val="decimal"/>
+      <w:lvlText w:val="%2."/>
+      <w:lvlJc w:val="left"/>
+      <w:pPr>
+        <w:tabs>
+          <w:tab w:val="num" w:pos="1440"/>
+        </w:tabs>
+        <w:ind w:left="1440" w:hanging="360"/>
+      </w:pPr>
+    </w:lvl>
+    <w:lvl w:ilvl="2" w:tentative="1">
+      <w:start w:val="1"/>
+      <w:numFmt w:val="decimal"/>
+      <w:lvlText w:val="%3."/>
+      <w:lvlJc w:val="left"/>
+      <w:pPr>
+        <w:tabs>
+          <w:tab w:val="num" w:pos="2160"/>
+        </w:tabs>
+        <w:ind w:left="2160" w:hanging="360"/>
+      </w:pPr>
+    </w:lvl>
+    <w:lvl w:ilvl="3" w:tentative="1">
+      <w:start w:val="1"/>
+      <w:numFmt w:val="decimal"/>
+      <w:lvlText w:val="%4."/>
+      <w:lvlJc w:val="left"/>
+      <w:pPr>
+        <w:tabs>
+          <w:tab w:val="num" w:pos="2880"/>
+        </w:tabs>
+        <w:ind w:left="2880" w:hanging="360"/>
+      </w:pPr>
+    </w:lvl>
+    <w:lvl w:ilvl="4" w:tentative="1">
+      <w:start w:val="1"/>
+      <w:numFmt w:val="decimal"/>
+      <w:lvlText w:val="%5."/>
+      <w:lvlJc w:val="left"/>
+      <w:pPr>
+        <w:tabs>
+          <w:tab w:val="num" w:pos="3600"/>
+        </w:tabs>
+        <w:ind w:left="3600" w:hanging="360"/>
+      </w:pPr>
+    </w:lvl>
+    <w:lvl w:ilvl="5" w:tentative="1">
+      <w:start w:val="1"/>
+      <w:numFmt w:val="decimal"/>
+      <w:lvlText w:val="%6."/>
+      <w:lvlJc w:val="left"/>
+      <w:pPr>
+        <w:tabs>
+          <w:tab w:val="num" w:pos="4320"/>
+        </w:tabs>
+        <w:ind w:left="4320" w:hanging="360"/>
+      </w:pPr>
+    </w:lvl>
+    <w:lvl w:ilvl="6" w:tentative="1">
+      <w:start w:val="1"/>
+      <w:numFmt w:val="decimal"/>
+      <w:lvlText w:val="%7."/>
+      <w:lvlJc w:val="left"/>
+      <w:pPr>
+        <w:tabs>
+          <w:tab w:val="num" w:pos="5040"/>
+        </w:tabs>
+        <w:ind w:left="5040" w:hanging="360"/>
+      </w:pPr>
+    </w:lvl>
+    <w:lvl w:ilvl="7" w:tentative="1">
+      <w:start w:val="1"/>
+      <w:numFmt w:val="decimal"/>
+      <w:lvlText w:val="%8."/>
+      <w:lvlJc w:val="left"/>
+      <w:pPr>
+        <w:tabs>
+          <w:tab w:val="num" w:pos="5760"/>
+        </w:tabs>
+        <w:ind w:left="5760" w:hanging="360"/>
+      </w:pPr>
+    </w:lvl>
+    <w:lvl w:ilvl="8" w:tentative="1">
+      <w:start w:val="1"/>
+      <w:numFmt w:val="decimal"/>
+      <w:lvlText w:val="%9."/>
+      <w:lvlJc w:val="left"/>
+      <w:pPr>
+        <w:tabs>
+          <w:tab w:val="num" w:pos="6480"/>
+        </w:tabs>
+        <w:ind w:left="6480" w:hanging="360"/>
+      </w:pPr>
+    </w:lvl>
+  </w:abstractNum>
+  <w:abstractNum w:abstractNumId="6" w15:restartNumberingAfterBreak="0">
     <w:nsid w:val="77902524"/>
     <w:multiLevelType w:val="hybridMultilevel"/>
     <w:tmpl w:val="F84AD1EE"/>
@@ -738,7 +1332,7 @@
       </w:pPr>
     </w:lvl>
   </w:abstractNum>
-  <w:abstractNum w:abstractNumId="4" w15:restartNumberingAfterBreak="0">
+  <w:abstractNum w:abstractNumId="7" w15:restartNumberingAfterBreak="0">
     <w:nsid w:val="7CC157AE"/>
     <w:multiLevelType w:val="hybridMultilevel"/>
     <w:tmpl w:val="9726368A"/>
@@ -828,19 +1422,28 @@
     </w:lvl>
   </w:abstractNum>
   <w:num w:numId="1" w16cid:durableId="391318510">
+    <w:abstractNumId w:val="7"/>
+  </w:num>
+  <w:num w:numId="2" w16cid:durableId="19164654">
+    <w:abstractNumId w:val="1"/>
+  </w:num>
+  <w:num w:numId="3" w16cid:durableId="1050806762">
     <w:abstractNumId w:val="4"/>
   </w:num>
-  <w:num w:numId="2" w16cid:durableId="19164654">
+  <w:num w:numId="4" w16cid:durableId="624234155">
+    <w:abstractNumId w:val="3"/>
+  </w:num>
+  <w:num w:numId="5" w16cid:durableId="496044225">
+    <w:abstractNumId w:val="6"/>
+  </w:num>
+  <w:num w:numId="6" w16cid:durableId="270019896">
+    <w:abstractNumId w:val="5"/>
+  </w:num>
+  <w:num w:numId="7" w16cid:durableId="1544248195">
     <w:abstractNumId w:val="0"/>
   </w:num>
-  <w:num w:numId="3" w16cid:durableId="1050806762">
+  <w:num w:numId="8" w16cid:durableId="784890206">
     <w:abstractNumId w:val="2"/>
-  </w:num>
-  <w:num w:numId="4" w16cid:durableId="624234155">
-    <w:abstractNumId w:val="1"/>
-  </w:num>
-  <w:num w:numId="5" w16cid:durableId="496044225">
-    <w:abstractNumId w:val="3"/>
   </w:num>
 </w:numbering>
 </file>
@@ -1446,7 +2049,6 @@
   <w:style w:type="character" w:default="1" w:styleId="a0">
     <w:name w:val="Default Paragraph Font"/>
     <w:uiPriority w:val="1"/>
-    <w:semiHidden/>
     <w:unhideWhenUsed/>
   </w:style>
   <w:style w:type="table" w:default="1" w:styleId="a1">
@@ -1831,6 +2433,29 @@
         <w:insideV w:val="single" w:sz="4" w:space="0" w:color="auto"/>
       </w:tblBorders>
     </w:tblPr>
+  </w:style>
+  <w:style w:type="character" w:styleId="ae">
+    <w:name w:val="Hyperlink"/>
+    <w:basedOn w:val="a0"/>
+    <w:uiPriority w:val="99"/>
+    <w:unhideWhenUsed/>
+    <w:rsid w:val="00F53B4A"/>
+    <w:rPr>
+      <w:color w:val="467886" w:themeColor="hyperlink"/>
+      <w:u w:val="single"/>
+    </w:rPr>
+  </w:style>
+  <w:style w:type="character" w:styleId="af">
+    <w:name w:val="Unresolved Mention"/>
+    <w:basedOn w:val="a0"/>
+    <w:uiPriority w:val="99"/>
+    <w:semiHidden/>
+    <w:unhideWhenUsed/>
+    <w:rsid w:val="00F53B4A"/>
+    <w:rPr>
+      <w:color w:val="605E5C"/>
+      <w:shd w:val="clear" w:color="auto" w:fill="E1DFDD"/>
+    </w:rPr>
   </w:style>
 </w:styles>
 </file>

--- a/lab2/template_report.docx
+++ b/lab2/template_report.docx
@@ -388,15 +388,7 @@
         </w:numPr>
       </w:pPr>
       <w:r>
-        <w:t xml:space="preserve">Структура приложения, тестируемого в рамках лабораторной работы, должна выглядеть следующим образом (пример приведён для базовой тригонометрической функции </w:t>
-      </w:r>
-      <w:proofErr w:type="spellStart"/>
-      <w:r>
-        <w:t>sin</w:t>
-      </w:r>
-      <w:proofErr w:type="spellEnd"/>
-      <w:r>
-        <w:t>(x)):</w:t>
+        <w:t>Структура приложения, тестируемого в рамках лабораторной работы, должна выглядеть следующим образом (пример приведён для базовой тригонометрической функции sin(x)):</w:t>
       </w:r>
     </w:p>
     <w:p>
@@ -466,23 +458,7 @@
         </w:numPr>
       </w:pPr>
       <w:r>
-        <w:t xml:space="preserve">Обе "базовые" функции (в примере выше - </w:t>
-      </w:r>
-      <w:proofErr w:type="spellStart"/>
-      <w:r>
-        <w:t>sin</w:t>
-      </w:r>
-      <w:proofErr w:type="spellEnd"/>
-      <w:r>
-        <w:t xml:space="preserve">(x) и </w:t>
-      </w:r>
-      <w:proofErr w:type="spellStart"/>
-      <w:r>
-        <w:t>ln</w:t>
-      </w:r>
-      <w:proofErr w:type="spellEnd"/>
-      <w:r>
-        <w:t>(x)) должны быть реализованы при помощи разложения в ряд с задаваемой погрешностью. Использовать тригонометрические / логарифмические преобразования для упрощения функций ЗАПРЕЩЕНО.</w:t>
+        <w:t>Обе "базовые" функции (в примере выше - sin(x) и ln(x)) должны быть реализованы при помощи разложения в ряд с задаваемой погрешностью. Использовать тригонометрические / логарифмические преобразования для упрощения функций ЗАПРЕЩЕНО.</w:t>
       </w:r>
     </w:p>
     <w:p>
@@ -507,23 +483,7 @@
         </w:numPr>
       </w:pPr>
       <w:r>
-        <w:t xml:space="preserve">Разработанное приложение должно позволять выводить значения, выдаваемое любым модулем системы, в </w:t>
-      </w:r>
-      <w:proofErr w:type="spellStart"/>
-      <w:r>
-        <w:t>сsv</w:t>
-      </w:r>
-      <w:proofErr w:type="spellEnd"/>
-      <w:r>
-        <w:t xml:space="preserve"> файл вида «X, Результаты модуля (X)», позволяющее произвольно менять шаг наращивания Х. Разделитель в файле </w:t>
-      </w:r>
-      <w:proofErr w:type="spellStart"/>
-      <w:r>
-        <w:t>csv</w:t>
-      </w:r>
-      <w:proofErr w:type="spellEnd"/>
-      <w:r>
-        <w:t xml:space="preserve"> можно использовать произвольный.</w:t>
+        <w:t>Разработанное приложение должно позволять выводить значения, выдаваемое любым модулем системы, в сsv файл вида «X, Результаты модуля (X)», позволяющее произвольно менять шаг наращивания Х. Разделитель в файле csv можно использовать произвольный.</w:t>
       </w:r>
     </w:p>
     <w:p>
@@ -579,7 +539,11 @@
         <w:t>Собрать приложение, состоящее из заглушек. Провести интеграцию приложения по 1 модулю, с обоснованием стратегии интеграции, проведением интеграционных тестов и контролем тестового покрытия системы функций.</w:t>
       </w:r>
     </w:p>
-    <w:p/>
+    <w:p>
+      <w:r>
+        <w:t>Косинус выражается через синус</w:t>
+      </w:r>
+    </w:p>
     <w:p>
       <w:pPr>
         <w:pStyle w:val="a7"/>
